--- a/informe/GUIA_VISTAS_DASHBOARD.docx
+++ b/informe/GUIA_VISTAS_DASHBOARD.docx
@@ -13,7 +13,7 @@
           <w:noProof/>
         </w:rPr>
         <w:drawing>
-          <wp:inline distT="0" distB="0" distL="0" distR="0" wp14:anchorId="262F824F" wp14:editId="07A6CF91">
+          <wp:inline distT="0" distB="0" distL="0" distR="0" wp14:anchorId="239AEB56" wp14:editId="094317AA">
             <wp:extent cx="1333500" cy="1143000"/>
             <wp:effectExtent l="0" t="0" r="0" b="0"/>
             <wp:docPr id="1" name="Imagen 1"/>
@@ -254,7 +254,7 @@
     <w:sdt>
       <w:sdtPr>
         <w:alias w:val="Tabla de contenido"/>
-        <w:id w:val="-495952240"/>
+        <w:id w:val="-2127071311"/>
       </w:sdtPr>
       <w:sdtEndPr/>
       <w:sdtContent>
@@ -280,7 +280,7 @@
           <w:r>
             <w:fldChar w:fldCharType="separate"/>
           </w:r>
-          <w:hyperlink w:anchor="_Toc234532072" w:history="1">
+          <w:hyperlink w:anchor="_Toc234764892" w:history="1">
             <w:r>
               <w:rPr>
                 <w:rStyle w:val="Hipervnculo"/>
@@ -304,7 +304,7 @@
               <w:rPr>
                 <w:noProof/>
               </w:rPr>
-              <w:instrText xml:space="preserve"> PAGEREF _Toc234532072 \h </w:instrText>
+              <w:instrText xml:space="preserve"> PAGEREF _Toc234764892 \h </w:instrText>
             </w:r>
             <w:r>
               <w:rPr>
@@ -344,13 +344,13 @@
               <w14:ligatures w14:val="standardContextual"/>
             </w:rPr>
           </w:pPr>
-          <w:hyperlink w:anchor="_Toc234532073" w:history="1">
+          <w:hyperlink w:anchor="_Toc234764893" w:history="1">
             <w:r>
               <w:rPr>
                 <w:rStyle w:val="Hipervnculo"/>
                 <w:noProof/>
               </w:rPr>
-              <w:t>2. Las nueve vistas, explicadas una por una</w:t>
+              <w:t>2. Las seis pestañas principales, explicadas una por una</w:t>
             </w:r>
             <w:r>
               <w:rPr>
@@ -368,7 +368,7 @@
               <w:rPr>
                 <w:noProof/>
               </w:rPr>
-              <w:instrText xml:space="preserve"> PAGEREF _Toc234532073 \h </w:instrText>
+              <w:instrText xml:space="preserve"> PAGEREF _Toc234764893 \h </w:instrText>
             </w:r>
             <w:r>
               <w:rPr>
@@ -408,7 +408,7 @@
               <w14:ligatures w14:val="standardContextual"/>
             </w:rPr>
           </w:pPr>
-          <w:hyperlink w:anchor="_Toc234532074" w:history="1">
+          <w:hyperlink w:anchor="_Toc234764894" w:history="1">
             <w:r>
               <w:rPr>
                 <w:rStyle w:val="Hipervnculo"/>
@@ -432,7 +432,7 @@
               <w:rPr>
                 <w:noProof/>
               </w:rPr>
-              <w:instrText xml:space="preserve"> PAGEREF _Toc234532074 \h </w:instrText>
+              <w:instrText xml:space="preserve"> PAGEREF _Toc234764894 \h </w:instrText>
             </w:r>
             <w:r>
               <w:rPr>
@@ -472,13 +472,13 @@
               <w14:ligatures w14:val="standardContextual"/>
             </w:rPr>
           </w:pPr>
-          <w:hyperlink w:anchor="_Toc234532075" w:history="1">
+          <w:hyperlink w:anchor="_Toc234764895" w:history="1">
             <w:r>
               <w:rPr>
                 <w:rStyle w:val="Hipervnculo"/>
                 <w:noProof/>
               </w:rPr>
-              <w:t>2.2. Riesgo territorial</w:t>
+              <w:t>2.2. Caracterización</w:t>
             </w:r>
             <w:r>
               <w:rPr>
@@ -496,7 +496,7 @@
               <w:rPr>
                 <w:noProof/>
               </w:rPr>
-              <w:instrText xml:space="preserve"> PAGEREF _Toc234532075 \h </w:instrText>
+              <w:instrText xml:space="preserve"> PAGEREF _Toc234764895 \h </w:instrText>
             </w:r>
             <w:r>
               <w:rPr>
@@ -536,13 +536,13 @@
               <w14:ligatures w14:val="standardContextual"/>
             </w:rPr>
           </w:pPr>
-          <w:hyperlink w:anchor="_Toc234532076" w:history="1">
+          <w:hyperlink w:anchor="_Toc234764896" w:history="1">
             <w:r>
               <w:rPr>
                 <w:rStyle w:val="Hipervnculo"/>
                 <w:noProof/>
               </w:rPr>
-              <w:t>2.3. Simulador</w:t>
+              <w:t>2.3. Geográfico y Temporal</w:t>
             </w:r>
             <w:r>
               <w:rPr>
@@ -560,7 +560,135 @@
               <w:rPr>
                 <w:noProof/>
               </w:rPr>
-              <w:instrText xml:space="preserve"> PAGEREF _Toc234532076 \h </w:instrText>
+              <w:instrText xml:space="preserve"> PAGEREF _Toc234764896 \h </w:instrText>
+            </w:r>
+            <w:r>
+              <w:rPr>
+                <w:noProof/>
+              </w:rPr>
+            </w:r>
+            <w:r>
+              <w:rPr>
+                <w:noProof/>
+              </w:rPr>
+              <w:fldChar w:fldCharType="separate"/>
+            </w:r>
+            <w:r>
+              <w:rPr>
+                <w:noProof/>
+              </w:rPr>
+              <w:t>4</w:t>
+            </w:r>
+            <w:r>
+              <w:rPr>
+                <w:noProof/>
+              </w:rPr>
+              <w:fldChar w:fldCharType="end"/>
+            </w:r>
+          </w:hyperlink>
+        </w:p>
+        <w:p>
+          <w:pPr>
+            <w:pStyle w:val="TDC3"/>
+            <w:tabs>
+              <w:tab w:val="right" w:leader="dot" w:pos="9632"/>
+            </w:tabs>
+            <w:rPr>
+              <w:rFonts w:asciiTheme="minorHAnsi" w:eastAsiaTheme="minorEastAsia" w:hAnsiTheme="minorHAnsi" w:cstheme="minorBidi"/>
+              <w:noProof/>
+              <w:kern w:val="2"/>
+              <w14:ligatures w14:val="standardContextual"/>
+            </w:rPr>
+          </w:pPr>
+          <w:hyperlink w:anchor="_Toc234764897" w:history="1">
+            <w:r>
+              <w:rPr>
+                <w:rStyle w:val="Hipervnculo"/>
+                <w:noProof/>
+              </w:rPr>
+              <w:t>Sub-pestaña: Geográfico</w:t>
+            </w:r>
+            <w:r>
+              <w:rPr>
+                <w:noProof/>
+              </w:rPr>
+              <w:tab/>
+            </w:r>
+            <w:r>
+              <w:rPr>
+                <w:noProof/>
+              </w:rPr>
+              <w:fldChar w:fldCharType="begin"/>
+            </w:r>
+            <w:r>
+              <w:rPr>
+                <w:noProof/>
+              </w:rPr>
+              <w:instrText xml:space="preserve"> PAGEREF _Toc234764897 \h </w:instrText>
+            </w:r>
+            <w:r>
+              <w:rPr>
+                <w:noProof/>
+              </w:rPr>
+            </w:r>
+            <w:r>
+              <w:rPr>
+                <w:noProof/>
+              </w:rPr>
+              <w:fldChar w:fldCharType="separate"/>
+            </w:r>
+            <w:r>
+              <w:rPr>
+                <w:noProof/>
+              </w:rPr>
+              <w:t>4</w:t>
+            </w:r>
+            <w:r>
+              <w:rPr>
+                <w:noProof/>
+              </w:rPr>
+              <w:fldChar w:fldCharType="end"/>
+            </w:r>
+          </w:hyperlink>
+        </w:p>
+        <w:p>
+          <w:pPr>
+            <w:pStyle w:val="TDC3"/>
+            <w:tabs>
+              <w:tab w:val="right" w:leader="dot" w:pos="9632"/>
+            </w:tabs>
+            <w:rPr>
+              <w:rFonts w:asciiTheme="minorHAnsi" w:eastAsiaTheme="minorEastAsia" w:hAnsiTheme="minorHAnsi" w:cstheme="minorBidi"/>
+              <w:noProof/>
+              <w:kern w:val="2"/>
+              <w14:ligatures w14:val="standardContextual"/>
+            </w:rPr>
+          </w:pPr>
+          <w:hyperlink w:anchor="_Toc234764898" w:history="1">
+            <w:r>
+              <w:rPr>
+                <w:rStyle w:val="Hipervnculo"/>
+                <w:noProof/>
+              </w:rPr>
+              <w:t>Sub-pestaña: Temporal</w:t>
+            </w:r>
+            <w:r>
+              <w:rPr>
+                <w:noProof/>
+              </w:rPr>
+              <w:tab/>
+            </w:r>
+            <w:r>
+              <w:rPr>
+                <w:noProof/>
+              </w:rPr>
+              <w:fldChar w:fldCharType="begin"/>
+            </w:r>
+            <w:r>
+              <w:rPr>
+                <w:noProof/>
+              </w:rPr>
+              <w:instrText xml:space="preserve"> PAGEREF _Toc234764898 \h </w:instrText>
             </w:r>
             <w:r>
               <w:rPr>
@@ -600,13 +728,13 @@
               <w14:ligatures w14:val="standardContextual"/>
             </w:rPr>
           </w:pPr>
-          <w:hyperlink w:anchor="_Toc234532077" w:history="1">
+          <w:hyperlink w:anchor="_Toc234764899" w:history="1">
             <w:r>
               <w:rPr>
                 <w:rStyle w:val="Hipervnculo"/>
                 <w:noProof/>
               </w:rPr>
-              <w:t>2.4. Geográfico</w:t>
+              <w:t>2.4. Predictiva</w:t>
             </w:r>
             <w:r>
               <w:rPr>
@@ -624,7 +752,7 @@
               <w:rPr>
                 <w:noProof/>
               </w:rPr>
-              <w:instrText xml:space="preserve"> PAGEREF _Toc234532077 \h </w:instrText>
+              <w:instrText xml:space="preserve"> PAGEREF _Toc234764899 \h </w:instrText>
             </w:r>
             <w:r>
               <w:rPr>
@@ -664,13 +792,13 @@
               <w14:ligatures w14:val="standardContextual"/>
             </w:rPr>
           </w:pPr>
-          <w:hyperlink w:anchor="_Toc234532078" w:history="1">
+          <w:hyperlink w:anchor="_Toc234764900" w:history="1">
             <w:r>
               <w:rPr>
                 <w:rStyle w:val="Hipervnculo"/>
                 <w:noProof/>
               </w:rPr>
-              <w:t>2.5. Temporal</w:t>
+              <w:t>2.5. Riesgo y Simulador</w:t>
             </w:r>
             <w:r>
               <w:rPr>
@@ -688,7 +816,135 @@
               <w:rPr>
                 <w:noProof/>
               </w:rPr>
-              <w:instrText xml:space="preserve"> PAGEREF _Toc234532078 \h </w:instrText>
+              <w:instrText xml:space="preserve"> PAGEREF _Toc234764900 \h </w:instrText>
+            </w:r>
+            <w:r>
+              <w:rPr>
+                <w:noProof/>
+              </w:rPr>
+            </w:r>
+            <w:r>
+              <w:rPr>
+                <w:noProof/>
+              </w:rPr>
+              <w:fldChar w:fldCharType="separate"/>
+            </w:r>
+            <w:r>
+              <w:rPr>
+                <w:noProof/>
+              </w:rPr>
+              <w:t>4</w:t>
+            </w:r>
+            <w:r>
+              <w:rPr>
+                <w:noProof/>
+              </w:rPr>
+              <w:fldChar w:fldCharType="end"/>
+            </w:r>
+          </w:hyperlink>
+        </w:p>
+        <w:p>
+          <w:pPr>
+            <w:pStyle w:val="TDC3"/>
+            <w:tabs>
+              <w:tab w:val="right" w:leader="dot" w:pos="9632"/>
+            </w:tabs>
+            <w:rPr>
+              <w:rFonts w:asciiTheme="minorHAnsi" w:eastAsiaTheme="minorEastAsia" w:hAnsiTheme="minorHAnsi" w:cstheme="minorBidi"/>
+              <w:noProof/>
+              <w:kern w:val="2"/>
+              <w14:ligatures w14:val="standardContextual"/>
+            </w:rPr>
+          </w:pPr>
+          <w:hyperlink w:anchor="_Toc234764901" w:history="1">
+            <w:r>
+              <w:rPr>
+                <w:rStyle w:val="Hipervnculo"/>
+                <w:noProof/>
+              </w:rPr>
+              <w:t>Sub-pestaña: Riesgo territorial</w:t>
+            </w:r>
+            <w:r>
+              <w:rPr>
+                <w:noProof/>
+              </w:rPr>
+              <w:tab/>
+            </w:r>
+            <w:r>
+              <w:rPr>
+                <w:noProof/>
+              </w:rPr>
+              <w:fldChar w:fldCharType="begin"/>
+            </w:r>
+            <w:r>
+              <w:rPr>
+                <w:noProof/>
+              </w:rPr>
+              <w:instrText xml:space="preserve"> PAGEREF _Toc234764901 \h </w:instrText>
+            </w:r>
+            <w:r>
+              <w:rPr>
+                <w:noProof/>
+              </w:rPr>
+            </w:r>
+            <w:r>
+              <w:rPr>
+                <w:noProof/>
+              </w:rPr>
+              <w:fldChar w:fldCharType="separate"/>
+            </w:r>
+            <w:r>
+              <w:rPr>
+                <w:noProof/>
+              </w:rPr>
+              <w:t>4</w:t>
+            </w:r>
+            <w:r>
+              <w:rPr>
+                <w:noProof/>
+              </w:rPr>
+              <w:fldChar w:fldCharType="end"/>
+            </w:r>
+          </w:hyperlink>
+        </w:p>
+        <w:p>
+          <w:pPr>
+            <w:pStyle w:val="TDC3"/>
+            <w:tabs>
+              <w:tab w:val="right" w:leader="dot" w:pos="9632"/>
+            </w:tabs>
+            <w:rPr>
+              <w:rFonts w:asciiTheme="minorHAnsi" w:eastAsiaTheme="minorEastAsia" w:hAnsiTheme="minorHAnsi" w:cstheme="minorBidi"/>
+              <w:noProof/>
+              <w:kern w:val="2"/>
+              <w14:ligatures w14:val="standardContextual"/>
+            </w:rPr>
+          </w:pPr>
+          <w:hyperlink w:anchor="_Toc234764902" w:history="1">
+            <w:r>
+              <w:rPr>
+                <w:rStyle w:val="Hipervnculo"/>
+                <w:noProof/>
+              </w:rPr>
+              <w:t>Sub-pestaña: Simulador</w:t>
+            </w:r>
+            <w:r>
+              <w:rPr>
+                <w:noProof/>
+              </w:rPr>
+              <w:tab/>
+            </w:r>
+            <w:r>
+              <w:rPr>
+                <w:noProof/>
+              </w:rPr>
+              <w:fldChar w:fldCharType="begin"/>
+            </w:r>
+            <w:r>
+              <w:rPr>
+                <w:noProof/>
+              </w:rPr>
+              <w:instrText xml:space="preserve"> PAGEREF _Toc234764902 \h </w:instrText>
             </w:r>
             <w:r>
               <w:rPr>
@@ -728,13 +984,13 @@
               <w14:ligatures w14:val="standardContextual"/>
             </w:rPr>
           </w:pPr>
-          <w:hyperlink w:anchor="_Toc234532079" w:history="1">
+          <w:hyperlink w:anchor="_Toc234764903" w:history="1">
             <w:r>
               <w:rPr>
                 <w:rStyle w:val="Hipervnculo"/>
                 <w:noProof/>
               </w:rPr>
-              <w:t>2.6. Caracterización</w:t>
+              <w:t>2.6. Datos y Metodología</w:t>
             </w:r>
             <w:r>
               <w:rPr>
@@ -752,7 +1008,7 @@
               <w:rPr>
                 <w:noProof/>
               </w:rPr>
-              <w:instrText xml:space="preserve"> PAGEREF _Toc234532079 \h </w:instrText>
+              <w:instrText xml:space="preserve"> PAGEREF _Toc234764903 \h </w:instrText>
             </w:r>
             <w:r>
               <w:rPr>
@@ -769,7 +1025,7 @@
               <w:rPr>
                 <w:noProof/>
               </w:rPr>
-              <w:t>4</w:t>
+              <w:t>5</w:t>
             </w:r>
             <w:r>
               <w:rPr>
@@ -781,7 +1037,7 @@
         </w:p>
         <w:p>
           <w:pPr>
-            <w:pStyle w:val="TDC2"/>
+            <w:pStyle w:val="TDC3"/>
             <w:tabs>
               <w:tab w:val="right" w:leader="dot" w:pos="9632"/>
             </w:tabs>
@@ -792,13 +1048,13 @@
               <w14:ligatures w14:val="standardContextual"/>
             </w:rPr>
           </w:pPr>
-          <w:hyperlink w:anchor="_Toc234532080" w:history="1">
+          <w:hyperlink w:anchor="_Toc234764904" w:history="1">
             <w:r>
               <w:rPr>
                 <w:rStyle w:val="Hipervnculo"/>
                 <w:noProof/>
               </w:rPr>
-              <w:t>2.7. Predictiva</w:t>
+              <w:t>Sub-pestaña: Datos</w:t>
             </w:r>
             <w:r>
               <w:rPr>
@@ -816,7 +1072,7 @@
               <w:rPr>
                 <w:noProof/>
               </w:rPr>
-              <w:instrText xml:space="preserve"> PAGEREF _Toc234532080 \h </w:instrText>
+              <w:instrText xml:space="preserve"> PAGEREF _Toc234764904 \h </w:instrText>
             </w:r>
             <w:r>
               <w:rPr>
@@ -833,7 +1089,7 @@
               <w:rPr>
                 <w:noProof/>
               </w:rPr>
-              <w:t>4</w:t>
+              <w:t>5</w:t>
             </w:r>
             <w:r>
               <w:rPr>
@@ -845,7 +1101,7 @@
         </w:p>
         <w:p>
           <w:pPr>
-            <w:pStyle w:val="TDC2"/>
+            <w:pStyle w:val="TDC3"/>
             <w:tabs>
               <w:tab w:val="right" w:leader="dot" w:pos="9632"/>
             </w:tabs>
@@ -856,13 +1112,13 @@
               <w14:ligatures w14:val="standardContextual"/>
             </w:rPr>
           </w:pPr>
-          <w:hyperlink w:anchor="_Toc234532081" w:history="1">
+          <w:hyperlink w:anchor="_Toc234764905" w:history="1">
             <w:r>
               <w:rPr>
                 <w:rStyle w:val="Hipervnculo"/>
                 <w:noProof/>
               </w:rPr>
-              <w:t>2.8. Datos</w:t>
+              <w:t>Sub-pestaña: Metodología</w:t>
             </w:r>
             <w:r>
               <w:rPr>
@@ -880,71 +1136,7 @@
               <w:rPr>
                 <w:noProof/>
               </w:rPr>
-              <w:instrText xml:space="preserve"> PAGEREF _Toc234532081 \h </w:instrText>
-            </w:r>
-            <w:r>
-              <w:rPr>
-                <w:noProof/>
-              </w:rPr>
-            </w:r>
-            <w:r>
-              <w:rPr>
-                <w:noProof/>
-              </w:rPr>
-              <w:fldChar w:fldCharType="separate"/>
-            </w:r>
-            <w:r>
-              <w:rPr>
-                <w:noProof/>
-              </w:rPr>
-              <w:t>4</w:t>
-            </w:r>
-            <w:r>
-              <w:rPr>
-                <w:noProof/>
-              </w:rPr>
-              <w:fldChar w:fldCharType="end"/>
-            </w:r>
-          </w:hyperlink>
-        </w:p>
-        <w:p>
-          <w:pPr>
-            <w:pStyle w:val="TDC2"/>
-            <w:tabs>
-              <w:tab w:val="right" w:leader="dot" w:pos="9632"/>
-            </w:tabs>
-            <w:rPr>
-              <w:rFonts w:asciiTheme="minorHAnsi" w:eastAsiaTheme="minorEastAsia" w:hAnsiTheme="minorHAnsi" w:cstheme="minorBidi"/>
-              <w:noProof/>
-              <w:kern w:val="2"/>
-              <w14:ligatures w14:val="standardContextual"/>
-            </w:rPr>
-          </w:pPr>
-          <w:hyperlink w:anchor="_Toc234532082" w:history="1">
-            <w:r>
-              <w:rPr>
-                <w:rStyle w:val="Hipervnculo"/>
-                <w:noProof/>
-              </w:rPr>
-              <w:t>2.9. Metodología</w:t>
-            </w:r>
-            <w:r>
-              <w:rPr>
-                <w:noProof/>
-              </w:rPr>
-              <w:tab/>
-            </w:r>
-            <w:r>
-              <w:rPr>
-                <w:noProof/>
-              </w:rPr>
-              <w:fldChar w:fldCharType="begin"/>
-            </w:r>
-            <w:r>
-              <w:rPr>
-                <w:noProof/>
-              </w:rPr>
-              <w:instrText xml:space="preserve"> PAGEREF _Toc234532082 \h </w:instrText>
+              <w:instrText xml:space="preserve"> PAGEREF _Toc234764905 \h </w:instrText>
             </w:r>
             <w:r>
               <w:rPr>
@@ -984,7 +1176,7 @@
               <w14:ligatures w14:val="standardContextual"/>
             </w:rPr>
           </w:pPr>
-          <w:hyperlink w:anchor="_Toc234532083" w:history="1">
+          <w:hyperlink w:anchor="_Toc234764906" w:history="1">
             <w:r>
               <w:rPr>
                 <w:rStyle w:val="Hipervnculo"/>
@@ -1008,7 +1200,7 @@
               <w:rPr>
                 <w:noProof/>
               </w:rPr>
-              <w:instrText xml:space="preserve"> PAGEREF _Toc234532083 \h </w:instrText>
+              <w:instrText xml:space="preserve"> PAGEREF _Toc234764906 \h </w:instrText>
             </w:r>
             <w:r>
               <w:rPr>
@@ -1048,7 +1240,7 @@
               <w14:ligatures w14:val="standardContextual"/>
             </w:rPr>
           </w:pPr>
-          <w:hyperlink w:anchor="_Toc234532084" w:history="1">
+          <w:hyperlink w:anchor="_Toc234764907" w:history="1">
             <w:r>
               <w:rPr>
                 <w:rStyle w:val="Hipervnculo"/>
@@ -1072,7 +1264,7 @@
               <w:rPr>
                 <w:noProof/>
               </w:rPr>
-              <w:instrText xml:space="preserve"> PAGEREF _Toc234532084 \h </w:instrText>
+              <w:instrText xml:space="preserve"> PAGEREF _Toc234764907 \h </w:instrText>
             </w:r>
             <w:r>
               <w:rPr>
@@ -1127,7 +1319,7 @@
         <w:keepNext/>
         <w:spacing w:line="276" w:lineRule="auto"/>
       </w:pPr>
-      <w:bookmarkStart w:id="0" w:name="_Toc234532072"/>
+      <w:bookmarkStart w:id="0" w:name="_Toc234764892"/>
       <w:r>
         <w:t>1. Introducción: los cuatro tipos de analítica</w:t>
       </w:r>
@@ -1622,11 +1814,20 @@
         <w:keepNext/>
         <w:spacing w:line="276" w:lineRule="auto"/>
       </w:pPr>
-      <w:bookmarkStart w:id="1" w:name="_Toc234532073"/>
-      <w:r>
-        <w:t>2. Las nueve vistas, explicadas una por una</w:t>
+      <w:bookmarkStart w:id="1" w:name="_Toc234764893"/>
+      <w:r>
+        <w:t>2. Las seis pestañas principales, explicadas una por una</w:t>
       </w:r>
       <w:bookmarkEnd w:id="1"/>
+    </w:p>
+    <w:p>
+      <w:pPr>
+        <w:spacing w:after="160" w:line="276" w:lineRule="auto"/>
+        <w:jc w:val="both"/>
+      </w:pPr>
+      <w:r>
+        <w:t>El dashboard consolida sus vistas en seis pestañas principales, ordenadas siguiendo la progresión natural de madurez analítica: primero se describe, luego se diagnostica, después se predice y finalmente se prescribe. Las pestañas que comparten el mismo tipo de analítica se agrupan en una sola, con sub‑pestañas internas para no perder detalle.</w:t>
+      </w:r>
     </w:p>
     <w:p>
       <w:pPr>
@@ -1634,7 +1835,7 @@
         <w:keepNext/>
         <w:spacing w:line="276" w:lineRule="auto"/>
       </w:pPr>
-      <w:bookmarkStart w:id="2" w:name="_Toc234532074"/>
+      <w:bookmarkStart w:id="2" w:name="_Toc234764894"/>
       <w:r>
         <w:t>2.1. Ejecutivo</w:t>
       </w:r>
@@ -1694,9 +1895,9 @@
         <w:keepNext/>
         <w:spacing w:line="276" w:lineRule="auto"/>
       </w:pPr>
-      <w:bookmarkStart w:id="3" w:name="_Toc234532075"/>
-      <w:r>
-        <w:t>2.2. Riesgo territorial</w:t>
+      <w:bookmarkStart w:id="3" w:name="_Toc234764895"/>
+      <w:r>
+        <w:t>2.2. Caracterización</w:t>
       </w:r>
       <w:bookmarkEnd w:id="3"/>
     </w:p>
@@ -1713,7 +1914,7 @@
         <w:t xml:space="preserve">Tipo de analítica: </w:t>
       </w:r>
       <w:r>
-        <w:t>Prescriptiva.</w:t>
+        <w:t>Descriptiva y diagnóstica (responde al «cómo»).</w:t>
       </w:r>
     </w:p>
     <w:p>
@@ -1729,7 +1930,7 @@
         <w:t xml:space="preserve">Qué muestra: </w:t>
       </w:r>
       <w:r>
-        <w:t>un índice de riesgo de 0 a 100 por provincia o cantón, con semáforo Alto/Medio/Bajo. El índice combina cinco factores: volumen histórico, casos recientes, crecimiento mensual, porcentaje de arma de fuego y porcentaje de ocurrencia en lugares públicos. Incluye una matriz de incidencia reciente frente a crecimiento y una tabla de priorización.</w:t>
+        <w:t>la distribución por tipo de arma, la presunta motivación, el sexo de las víctimas y un histograma de edades.</w:t>
       </w:r>
     </w:p>
     <w:p>
@@ -1745,7 +1946,7 @@
         <w:t xml:space="preserve">Qué resuelve: </w:t>
       </w:r>
       <w:r>
-        <w:t>responde a la pregunta clave de un tomador de decisiones: ¿en qué territorios debo actuar primero? Convierte muchos datos dispersos en un ranking claro de prioridades.</w:t>
+        <w:t>describe el perfil del fenómeno y de las víctimas (por ejemplo, predominio de arma de fuego y de hombres jóvenes), lo que ayuda a orientar políticas específicas.</w:t>
       </w:r>
     </w:p>
     <w:p>
@@ -1754,9 +1955,9 @@
         <w:keepNext/>
         <w:spacing w:line="276" w:lineRule="auto"/>
       </w:pPr>
-      <w:bookmarkStart w:id="4" w:name="_Toc234532076"/>
-      <w:r>
-        <w:t>2.3. Simulador</w:t>
+      <w:bookmarkStart w:id="4" w:name="_Toc234764896"/>
+      <w:r>
+        <w:t>2.3. Geográfico y Temporal</w:t>
       </w:r>
       <w:bookmarkEnd w:id="4"/>
     </w:p>
@@ -1773,8 +1974,29 @@
         <w:t xml:space="preserve">Tipo de analítica: </w:t>
       </w:r>
       <w:r>
-        <w:t>Prescriptiva (análisis de escenarios «¿qué pasaría si…?»).</w:t>
-      </w:r>
+        <w:t>Diagnóstica (responde al «dónde» y al «cuándo»).</w:t>
+      </w:r>
+    </w:p>
+    <w:p>
+      <w:pPr>
+        <w:spacing w:after="160" w:line="276" w:lineRule="auto"/>
+        <w:jc w:val="both"/>
+      </w:pPr>
+      <w:r>
+        <w:t>Esta pestaña agrupa dos sub-pestañas complementarias, ambas diagnósticas.</w:t>
+      </w:r>
+    </w:p>
+    <w:p>
+      <w:pPr>
+        <w:pStyle w:val="Ttulo3"/>
+        <w:keepNext/>
+        <w:spacing w:line="276" w:lineRule="auto"/>
+      </w:pPr>
+      <w:bookmarkStart w:id="5" w:name="_Toc234764897"/>
+      <w:r>
+        <w:t>Sub-pestaña: Geográfico</w:t>
+      </w:r>
+      <w:bookmarkEnd w:id="5"/>
     </w:p>
     <w:p>
       <w:pPr>
@@ -1789,7 +2011,7 @@
         <w:t xml:space="preserve">Qué muestra: </w:t>
       </w:r>
       <w:r>
-        <w:t>eliges un territorio y una reducción esperada de incidencia (por ejemplo, -10%) y el simulador estima cuántos casos se evitarían en los próximos meses, comparando el escenario sin acción contra el escenario con intervención.</w:t>
+        <w:t>un mapa con la ubicación georreferenciada de los eventos, el ranking de los cantones más afectados y un treemap (rectángulos proporcionales) de concentración por zona y provincia.</w:t>
       </w:r>
     </w:p>
     <w:p>
@@ -1805,7 +2027,51 @@
         <w:t xml:space="preserve">Qué resuelve: </w:t>
       </w:r>
       <w:r>
-        <w:t>permite anticipar el impacto de una decisión antes de tomarla y justificar la asignación de recursos con una estimación concreta.</w:t>
+        <w:t>identifica de un vistazo las zonas calientes: dónde se concentra geográficamente la incidencia.</w:t>
+      </w:r>
+    </w:p>
+    <w:p>
+      <w:pPr>
+        <w:pStyle w:val="Ttulo3"/>
+        <w:keepNext/>
+        <w:spacing w:line="276" w:lineRule="auto"/>
+      </w:pPr>
+      <w:bookmarkStart w:id="6" w:name="_Toc234764898"/>
+      <w:r>
+        <w:t>Sub-pestaña: Temporal</w:t>
+      </w:r>
+      <w:bookmarkEnd w:id="6"/>
+    </w:p>
+    <w:p>
+      <w:pPr>
+        <w:spacing w:after="120" w:line="276" w:lineRule="auto"/>
+        <w:jc w:val="both"/>
+      </w:pPr>
+      <w:r>
+        <w:rPr>
+          <w:b/>
+          <w:bCs/>
+        </w:rPr>
+        <w:t xml:space="preserve">Qué muestra: </w:t>
+      </w:r>
+      <w:r>
+        <w:t>la incidencia por hora del día, el patrón por día de la semana y un mapa de calor que cruza día contra hora para ver qué combinaciones son las más críticas.</w:t>
+      </w:r>
+    </w:p>
+    <w:p>
+      <w:pPr>
+        <w:spacing w:after="120" w:line="276" w:lineRule="auto"/>
+        <w:jc w:val="both"/>
+      </w:pPr>
+      <w:r>
+        <w:rPr>
+          <w:b/>
+          <w:bCs/>
+        </w:rPr>
+        <w:t xml:space="preserve">Qué resuelve: </w:t>
+      </w:r>
+      <w:r>
+        <w:t>revela los horarios y días de mayor riesgo, información útil para planificar operativos en el momento correcto.</w:t>
       </w:r>
     </w:p>
     <w:p>
@@ -1814,11 +2080,11 @@
         <w:keepNext/>
         <w:spacing w:line="276" w:lineRule="auto"/>
       </w:pPr>
-      <w:bookmarkStart w:id="5" w:name="_Toc234532077"/>
-      <w:r>
-        <w:t>2.4. Geográfico</w:t>
-      </w:r>
-      <w:bookmarkEnd w:id="5"/>
+      <w:bookmarkStart w:id="7" w:name="_Toc234764899"/>
+      <w:r>
+        <w:t>2.4. Predictiva</w:t>
+      </w:r>
+      <w:bookmarkEnd w:id="7"/>
     </w:p>
     <w:p>
       <w:pPr>
@@ -1833,7 +2099,7 @@
         <w:t xml:space="preserve">Tipo de analítica: </w:t>
       </w:r>
       <w:r>
-        <w:t>Diagnóstica (responde al «dónde»).</w:t>
+        <w:t>Predictiva (con un componente prescriptivo en las recomendaciones).</w:t>
       </w:r>
     </w:p>
     <w:p>
@@ -1849,7 +2115,7 @@
         <w:t xml:space="preserve">Qué muestra: </w:t>
       </w:r>
       <w:r>
-        <w:t>un mapa con la ubicación georreferenciada de los eventos, el ranking de los cantones más afectados y un treemap (rectángulos proporcionales) de concentración por zona y provincia.</w:t>
+        <w:t>la comparación de dos modelos (el baseline propio frente a una Regresión Lineal), evaluados con MAE, RMSE y R²; la explicabilidad del modelo (qué variables pesan más en la predicción); una matriz de priorización y la tabla de recomendaciones por provincia.</w:t>
       </w:r>
     </w:p>
     <w:p>
@@ -1865,7 +2131,7 @@
         <w:t xml:space="preserve">Qué resuelve: </w:t>
       </w:r>
       <w:r>
-        <w:t>identifica de un vistazo las zonas calientes: dónde se concentra geográficamente la incidencia.</w:t>
+        <w:t>estima qué nivel de incidencia puede esperarse por territorio y explica por qué, dejando claro que el modelo es una señal de apoyo a la decisión, no un pronóstico definitivo.</w:t>
       </w:r>
     </w:p>
     <w:p>
@@ -1874,11 +2140,11 @@
         <w:keepNext/>
         <w:spacing w:line="276" w:lineRule="auto"/>
       </w:pPr>
-      <w:bookmarkStart w:id="6" w:name="_Toc234532078"/>
-      <w:r>
-        <w:t>2.5. Temporal</w:t>
-      </w:r>
-      <w:bookmarkEnd w:id="6"/>
+      <w:bookmarkStart w:id="8" w:name="_Toc234764900"/>
+      <w:r>
+        <w:t>2.5. Riesgo y Simulador</w:t>
+      </w:r>
+      <w:bookmarkEnd w:id="8"/>
     </w:p>
     <w:p>
       <w:pPr>
@@ -1893,8 +2159,29 @@
         <w:t xml:space="preserve">Tipo de analítica: </w:t>
       </w:r>
       <w:r>
-        <w:t>Diagnóstica (responde al «cuándo»).</w:t>
-      </w:r>
+        <w:t>Prescriptiva.</w:t>
+      </w:r>
+    </w:p>
+    <w:p>
+      <w:pPr>
+        <w:spacing w:after="160" w:line="276" w:lineRule="auto"/>
+        <w:jc w:val="both"/>
+      </w:pPr>
+      <w:r>
+        <w:t>Esta pestaña agrupa dos sub-pestañas complementarias, ambas prescriptivas.</w:t>
+      </w:r>
+    </w:p>
+    <w:p>
+      <w:pPr>
+        <w:pStyle w:val="Ttulo3"/>
+        <w:keepNext/>
+        <w:spacing w:line="276" w:lineRule="auto"/>
+      </w:pPr>
+      <w:bookmarkStart w:id="9" w:name="_Toc234764901"/>
+      <w:r>
+        <w:t>Sub-pestaña: Riesgo territorial</w:t>
+      </w:r>
+      <w:bookmarkEnd w:id="9"/>
     </w:p>
     <w:p>
       <w:pPr>
@@ -1909,7 +2196,7 @@
         <w:t xml:space="preserve">Qué muestra: </w:t>
       </w:r>
       <w:r>
-        <w:t>la incidencia por hora del día, el patrón por día de la semana y un mapa de calor que cruza día contra hora para ver qué combinaciones son las más críticas.</w:t>
+        <w:t>un índice de riesgo de 0 a 100 por provincia o cantón, con semáforo Alto/Medio/Bajo. El índice combina cinco factores: volumen histórico, casos recientes, crecimiento mensual, porcentaje de arma de fuego y porcentaje de ocurrencia en lugares públicos. Incluye una matriz de incidencia reciente frente a crecimiento y una tabla de priorización.</w:t>
       </w:r>
     </w:p>
     <w:p>
@@ -1925,20 +2212,20 @@
         <w:t xml:space="preserve">Qué resuelve: </w:t>
       </w:r>
       <w:r>
-        <w:t>revela los horarios y días de mayor riesgo, información útil para planificar operativos en el momento correcto.</w:t>
-      </w:r>
-    </w:p>
-    <w:p>
-      <w:pPr>
-        <w:pStyle w:val="Ttulo2"/>
+        <w:t>responde a la pregunta clave de un tomador de decisiones: ¿en qué territorios debo actuar primero? Convierte muchos datos dispersos en un ranking claro de prioridades.</w:t>
+      </w:r>
+    </w:p>
+    <w:p>
+      <w:pPr>
+        <w:pStyle w:val="Ttulo3"/>
         <w:keepNext/>
         <w:spacing w:line="276" w:lineRule="auto"/>
       </w:pPr>
-      <w:bookmarkStart w:id="7" w:name="_Toc234532079"/>
-      <w:r>
-        <w:t>2.6. Caracterización</w:t>
-      </w:r>
-      <w:bookmarkEnd w:id="7"/>
+      <w:bookmarkStart w:id="10" w:name="_Toc234764902"/>
+      <w:r>
+        <w:t>Sub-pestaña: Simulador</w:t>
+      </w:r>
+      <w:bookmarkEnd w:id="10"/>
     </w:p>
     <w:p>
       <w:pPr>
@@ -1953,7 +2240,7 @@
         <w:t xml:space="preserve">Tipo de analítica: </w:t>
       </w:r>
       <w:r>
-        <w:t>Descriptiva y diagnóstica (responde al «cómo»).</w:t>
+        <w:t>Prescriptiva (análisis de escenarios «¿qué pasaría si…?»).</w:t>
       </w:r>
     </w:p>
     <w:p>
@@ -1969,7 +2256,7 @@
         <w:t xml:space="preserve">Qué muestra: </w:t>
       </w:r>
       <w:r>
-        <w:t>la distribución por tipo de arma, la presunta motivación, el sexo de las víctimas y un histograma de edades.</w:t>
+        <w:t>eliges un territorio y una reducción esperada de incidencia (por ejemplo, -10%) y el simulador estima cuántos casos se evitarían en los próximos meses, comparando el escenario sin acción contra el escenario con intervención.</w:t>
       </w:r>
     </w:p>
     <w:p>
@@ -1985,7 +2272,7 @@
         <w:t xml:space="preserve">Qué resuelve: </w:t>
       </w:r>
       <w:r>
-        <w:t>describe el perfil del fenómeno y de las víctimas (por ejemplo, predominio de arma de fuego y de hombres jóvenes), lo que ayuda a orientar políticas específicas.</w:t>
+        <w:t>permite anticipar el impacto de una decisión antes de tomarla y justificar la asignación de recursos con una estimación concreta.</w:t>
       </w:r>
     </w:p>
     <w:p>
@@ -1994,11 +2281,11 @@
         <w:keepNext/>
         <w:spacing w:line="276" w:lineRule="auto"/>
       </w:pPr>
-      <w:bookmarkStart w:id="8" w:name="_Toc234532080"/>
-      <w:r>
-        <w:t>2.7. Predictiva</w:t>
-      </w:r>
-      <w:bookmarkEnd w:id="8"/>
+      <w:bookmarkStart w:id="11" w:name="_Toc234764903"/>
+      <w:r>
+        <w:t>2.6. Datos y Metodología</w:t>
+      </w:r>
+      <w:bookmarkEnd w:id="11"/>
     </w:p>
     <w:p>
       <w:pPr>
@@ -2013,8 +2300,29 @@
         <w:t xml:space="preserve">Tipo de analítica: </w:t>
       </w:r>
       <w:r>
-        <w:t>Predictiva (con un componente prescriptivo en las recomendaciones).</w:t>
-      </w:r>
+        <w:t>Soporte y transparencia.</w:t>
+      </w:r>
+    </w:p>
+    <w:p>
+      <w:pPr>
+        <w:spacing w:after="160" w:line="276" w:lineRule="auto"/>
+        <w:jc w:val="both"/>
+      </w:pPr>
+      <w:r>
+        <w:t>Esta pestaña agrupa dos sub-pestañas de respaldo, ambas de soporte.</w:t>
+      </w:r>
+    </w:p>
+    <w:p>
+      <w:pPr>
+        <w:pStyle w:val="Ttulo3"/>
+        <w:keepNext/>
+        <w:spacing w:line="276" w:lineRule="auto"/>
+      </w:pPr>
+      <w:bookmarkStart w:id="12" w:name="_Toc234764904"/>
+      <w:r>
+        <w:t>Sub-pestaña: Datos</w:t>
+      </w:r>
+      <w:bookmarkEnd w:id="12"/>
     </w:p>
     <w:p>
       <w:pPr>
@@ -2029,7 +2337,7 @@
         <w:t xml:space="preserve">Qué muestra: </w:t>
       </w:r>
       <w:r>
-        <w:t>la comparación de dos modelos (el baseline propio frente a una Regresión Lineal), evaluados con MAE, RMSE y R²; la explicabilidad del modelo (qué variables pesan más en la predicción); una matriz de priorización y la tabla de recomendaciones por provincia.</w:t>
+        <w:t>las tablas del modelo estrella (la tabla de hechos y sus dimensiones), el reporte de calidad de datos y un botón para descargar cada tabla en formato CSV.</w:t>
       </w:r>
     </w:p>
     <w:p>
@@ -2045,36 +2353,20 @@
         <w:t xml:space="preserve">Qué resuelve: </w:t>
       </w:r>
       <w:r>
-        <w:t>estima qué nivel de incidencia puede esperarse por territorio y explica por qué, dejando claro que el modelo es una señal de apoyo a la decisión, no un pronóstico definitivo.</w:t>
-      </w:r>
-    </w:p>
-    <w:p>
-      <w:pPr>
-        <w:pStyle w:val="Ttulo2"/>
+        <w:t>garantiza la trazabilidad: cualquier persona puede verificar de dónde salen los números y auditar la información.</w:t>
+      </w:r>
+    </w:p>
+    <w:p>
+      <w:pPr>
+        <w:pStyle w:val="Ttulo3"/>
         <w:keepNext/>
         <w:spacing w:line="276" w:lineRule="auto"/>
       </w:pPr>
-      <w:bookmarkStart w:id="9" w:name="_Toc234532081"/>
-      <w:r>
-        <w:t>2.8. Datos</w:t>
-      </w:r>
-      <w:bookmarkEnd w:id="9"/>
-    </w:p>
-    <w:p>
-      <w:pPr>
-        <w:spacing w:after="80" w:line="276" w:lineRule="auto"/>
-      </w:pPr>
-      <w:r>
-        <w:rPr>
-          <w:b/>
-          <w:bCs/>
-          <w:color w:val="1F3864"/>
-        </w:rPr>
-        <w:t xml:space="preserve">Tipo de analítica: </w:t>
-      </w:r>
-      <w:r>
-        <w:t>Soporte y transparencia (ingeniería de datos).</w:t>
-      </w:r>
+      <w:bookmarkStart w:id="13" w:name="_Toc234764905"/>
+      <w:r>
+        <w:t>Sub-pestaña: Metodología</w:t>
+      </w:r>
+      <w:bookmarkEnd w:id="13"/>
     </w:p>
     <w:p>
       <w:pPr>
@@ -2089,7 +2381,7 @@
         <w:t xml:space="preserve">Qué muestra: </w:t>
       </w:r>
       <w:r>
-        <w:t>las tablas del modelo estrella (la tabla de hechos y sus dimensiones), el reporte de calidad de datos y un botón para descargar cada tabla en formato CSV.</w:t>
+        <w:t>las dos fuentes de datos (el Excel oficial del MDI y la API pública del Banco Mundial), las medidas de dispersión (desviación estándar y coeficiente de variación), el mapa de calor de correlación entre indicadores, el modelo dimensional y el control de calidad.</w:t>
       </w:r>
     </w:p>
     <w:p>
@@ -2105,66 +2397,6 @@
         <w:t xml:space="preserve">Qué resuelve: </w:t>
       </w:r>
       <w:r>
-        <w:t>garantiza la trazabilidad: cualquier persona puede verificar de dónde salen los números y auditar la información.</w:t>
-      </w:r>
-    </w:p>
-    <w:p>
-      <w:pPr>
-        <w:pStyle w:val="Ttulo2"/>
-        <w:keepNext/>
-        <w:spacing w:line="276" w:lineRule="auto"/>
-      </w:pPr>
-      <w:bookmarkStart w:id="10" w:name="_Toc234532082"/>
-      <w:r>
-        <w:t>2.9. Metodología</w:t>
-      </w:r>
-      <w:bookmarkEnd w:id="10"/>
-    </w:p>
-    <w:p>
-      <w:pPr>
-        <w:spacing w:after="80" w:line="276" w:lineRule="auto"/>
-      </w:pPr>
-      <w:r>
-        <w:rPr>
-          <w:b/>
-          <w:bCs/>
-          <w:color w:val="1F3864"/>
-        </w:rPr>
-        <w:t xml:space="preserve">Tipo de analítica: </w:t>
-      </w:r>
-      <w:r>
-        <w:t>Soporte metodológico y estadística del análisis exploratorio.</w:t>
-      </w:r>
-    </w:p>
-    <w:p>
-      <w:pPr>
-        <w:spacing w:after="120" w:line="276" w:lineRule="auto"/>
-        <w:jc w:val="both"/>
-      </w:pPr>
-      <w:r>
-        <w:rPr>
-          <w:b/>
-          <w:bCs/>
-        </w:rPr>
-        <w:t xml:space="preserve">Qué muestra: </w:t>
-      </w:r>
-      <w:r>
-        <w:t>las dos fuentes de datos (el Excel oficial del MDI y la API pública del Banco Mundial), las medidas de dispersión (desviación estándar y coeficiente de variación), el mapa de calor de correlación entre indicadores, el modelo dimensional y el control de calidad.</w:t>
-      </w:r>
-    </w:p>
-    <w:p>
-      <w:pPr>
-        <w:spacing w:after="120" w:line="276" w:lineRule="auto"/>
-        <w:jc w:val="both"/>
-      </w:pPr>
-      <w:r>
-        <w:rPr>
-          <w:b/>
-          <w:bCs/>
-        </w:rPr>
-        <w:t xml:space="preserve">Qué resuelve: </w:t>
-      </w:r>
-      <w:r>
         <w:t>demuestra el rigor del análisis: por qué la concentración territorial es real y qué variables se mueven juntas, dejando claro que correlación no implica causalidad.</w:t>
       </w:r>
     </w:p>
@@ -2174,11 +2406,11 @@
         <w:keepNext/>
         <w:spacing w:line="276" w:lineRule="auto"/>
       </w:pPr>
-      <w:bookmarkStart w:id="11" w:name="_Toc234532083"/>
+      <w:bookmarkStart w:id="14" w:name="_Toc234764906"/>
       <w:r>
         <w:t>3. Resumen en una tabla</w:t>
       </w:r>
-      <w:bookmarkEnd w:id="11"/>
+      <w:bookmarkEnd w:id="14"/>
     </w:p>
     <w:tbl>
       <w:tblPr>
@@ -2198,9 +2430,9 @@
         <w:tblLook w:val="04A0" w:firstRow="1" w:lastRow="0" w:firstColumn="1" w:lastColumn="0" w:noHBand="0" w:noVBand="1"/>
       </w:tblPr>
       <w:tblGrid>
-        <w:gridCol w:w="2600"/>
         <w:gridCol w:w="2900"/>
-        <w:gridCol w:w="3500"/>
+        <w:gridCol w:w="2900"/>
+        <w:gridCol w:w="3200"/>
       </w:tblGrid>
       <w:tr>
         <w:tblPrEx>
@@ -2214,7 +2446,7 @@
         </w:trPr>
         <w:tc>
           <w:tcPr>
-            <w:tcW w:w="2600" w:type="dxa"/>
+            <w:tcW w:w="2900" w:type="dxa"/>
             <w:shd w:val="clear" w:color="auto" w:fill="1F3864"/>
             <w:tcMar>
               <w:top w:w="40" w:type="dxa"/>
@@ -2235,7 +2467,7 @@
                 <w:sz w:val="22"/>
                 <w:szCs w:val="22"/>
               </w:rPr>
-              <w:t>Vista</w:t>
+              <w:t>Pestaña</w:t>
             </w:r>
           </w:p>
         </w:tc>
@@ -2268,7 +2500,7 @@
         </w:tc>
         <w:tc>
           <w:tcPr>
-            <w:tcW w:w="3500" w:type="dxa"/>
+            <w:tcW w:w="3200" w:type="dxa"/>
             <w:shd w:val="clear" w:color="auto" w:fill="1F3864"/>
             <w:tcMar>
               <w:top w:w="40" w:type="dxa"/>
@@ -2303,7 +2535,7 @@
         </w:tblPrEx>
         <w:tc>
           <w:tcPr>
-            <w:tcW w:w="2600" w:type="dxa"/>
+            <w:tcW w:w="2900" w:type="dxa"/>
             <w:tcMar>
               <w:top w:w="30" w:type="dxa"/>
               <w:left w:w="80" w:type="dxa"/>
@@ -2346,7 +2578,7 @@
         </w:tc>
         <w:tc>
           <w:tcPr>
-            <w:tcW w:w="3500" w:type="dxa"/>
+            <w:tcW w:w="3200" w:type="dxa"/>
             <w:tcMar>
               <w:top w:w="30" w:type="dxa"/>
               <w:left w:w="80" w:type="dxa"/>
@@ -2377,7 +2609,7 @@
         </w:tblPrEx>
         <w:tc>
           <w:tcPr>
-            <w:tcW w:w="2600" w:type="dxa"/>
+            <w:tcW w:w="2900" w:type="dxa"/>
             <w:shd w:val="clear" w:color="auto" w:fill="F2F5FA"/>
             <w:tcMar>
               <w:top w:w="30" w:type="dxa"/>
@@ -2392,7 +2624,7 @@
                 <w:sz w:val="22"/>
                 <w:szCs w:val="22"/>
               </w:rPr>
-              <w:t>2. Riesgo territorial</w:t>
+              <w:t>2. Caracterización</w:t>
             </w:r>
           </w:p>
         </w:tc>
@@ -2416,13 +2648,13 @@
                 <w:sz w:val="22"/>
                 <w:szCs w:val="22"/>
               </w:rPr>
-              <w:t>Prescriptiva</w:t>
+              <w:t>Descriptiva / Diagnóstica</w:t>
             </w:r>
           </w:p>
         </w:tc>
         <w:tc>
           <w:tcPr>
-            <w:tcW w:w="3500" w:type="dxa"/>
+            <w:tcW w:w="3200" w:type="dxa"/>
             <w:shd w:val="clear" w:color="auto" w:fill="F2F5FA"/>
             <w:tcMar>
               <w:top w:w="30" w:type="dxa"/>
@@ -2440,7 +2672,7 @@
                 <w:sz w:val="22"/>
                 <w:szCs w:val="22"/>
               </w:rPr>
-              <w:t>¿Dónde actúo primero?</w:t>
+              <w:t>¿Cómo es el delito y las víctimas?</w:t>
             </w:r>
           </w:p>
         </w:tc>
@@ -2454,7 +2686,7 @@
         </w:tblPrEx>
         <w:tc>
           <w:tcPr>
-            <w:tcW w:w="2600" w:type="dxa"/>
+            <w:tcW w:w="2900" w:type="dxa"/>
             <w:tcMar>
               <w:top w:w="30" w:type="dxa"/>
               <w:left w:w="80" w:type="dxa"/>
@@ -2468,7 +2700,7 @@
                 <w:sz w:val="22"/>
                 <w:szCs w:val="22"/>
               </w:rPr>
-              <w:t>3. Simulador</w:t>
+              <w:t>3. Geográfico y Temporal</w:t>
             </w:r>
           </w:p>
         </w:tc>
@@ -2491,13 +2723,13 @@
                 <w:sz w:val="22"/>
                 <w:szCs w:val="22"/>
               </w:rPr>
-              <w:t>Prescriptiva</w:t>
+              <w:t>Diagnóstica</w:t>
             </w:r>
           </w:p>
         </w:tc>
         <w:tc>
           <w:tcPr>
-            <w:tcW w:w="3500" w:type="dxa"/>
+            <w:tcW w:w="3200" w:type="dxa"/>
             <w:tcMar>
               <w:top w:w="30" w:type="dxa"/>
               <w:left w:w="80" w:type="dxa"/>
@@ -2514,7 +2746,7 @@
                 <w:sz w:val="22"/>
                 <w:szCs w:val="22"/>
               </w:rPr>
-              <w:t>¿Qué impacto tendría reducir la incidencia?</w:t>
+              <w:t>¿Dónde y cuándo se concentra?</w:t>
             </w:r>
           </w:p>
         </w:tc>
@@ -2528,7 +2760,7 @@
         </w:tblPrEx>
         <w:tc>
           <w:tcPr>
-            <w:tcW w:w="2600" w:type="dxa"/>
+            <w:tcW w:w="2900" w:type="dxa"/>
             <w:shd w:val="clear" w:color="auto" w:fill="F2F5FA"/>
             <w:tcMar>
               <w:top w:w="30" w:type="dxa"/>
@@ -2543,7 +2775,7 @@
                 <w:sz w:val="22"/>
                 <w:szCs w:val="22"/>
               </w:rPr>
-              <w:t>4. Geográfico</w:t>
+              <w:t>4. Predictiva</w:t>
             </w:r>
           </w:p>
         </w:tc>
@@ -2567,13 +2799,13 @@
                 <w:sz w:val="22"/>
                 <w:szCs w:val="22"/>
               </w:rPr>
-              <w:t>Diagnóstica</w:t>
+              <w:t>Predictiva</w:t>
             </w:r>
           </w:p>
         </w:tc>
         <w:tc>
           <w:tcPr>
-            <w:tcW w:w="3500" w:type="dxa"/>
+            <w:tcW w:w="3200" w:type="dxa"/>
             <w:shd w:val="clear" w:color="auto" w:fill="F2F5FA"/>
             <w:tcMar>
               <w:top w:w="30" w:type="dxa"/>
@@ -2591,7 +2823,7 @@
                 <w:sz w:val="22"/>
                 <w:szCs w:val="22"/>
               </w:rPr>
-              <w:t>¿Dónde se concentra?</w:t>
+              <w:t>¿Qué se espera y por qué?</w:t>
             </w:r>
           </w:p>
         </w:tc>
@@ -2605,7 +2837,7 @@
         </w:tblPrEx>
         <w:tc>
           <w:tcPr>
-            <w:tcW w:w="2600" w:type="dxa"/>
+            <w:tcW w:w="2900" w:type="dxa"/>
             <w:tcMar>
               <w:top w:w="30" w:type="dxa"/>
               <w:left w:w="80" w:type="dxa"/>
@@ -2619,7 +2851,7 @@
                 <w:sz w:val="22"/>
                 <w:szCs w:val="22"/>
               </w:rPr>
-              <w:t>5. Temporal</w:t>
+              <w:t>5. Riesgo y Simulador</w:t>
             </w:r>
           </w:p>
         </w:tc>
@@ -2642,13 +2874,13 @@
                 <w:sz w:val="22"/>
                 <w:szCs w:val="22"/>
               </w:rPr>
-              <w:t>Diagnóstica</w:t>
+              <w:t>Prescriptiva</w:t>
             </w:r>
           </w:p>
         </w:tc>
         <w:tc>
           <w:tcPr>
-            <w:tcW w:w="3500" w:type="dxa"/>
+            <w:tcW w:w="3200" w:type="dxa"/>
             <w:tcMar>
               <w:top w:w="30" w:type="dxa"/>
               <w:left w:w="80" w:type="dxa"/>
@@ -2665,7 +2897,7 @@
                 <w:sz w:val="22"/>
                 <w:szCs w:val="22"/>
               </w:rPr>
-              <w:t>¿Cuándo ocurre más?</w:t>
+              <w:t>¿Dónde actúo y qué impacto tendría?</w:t>
             </w:r>
           </w:p>
         </w:tc>
@@ -2679,7 +2911,7 @@
         </w:tblPrEx>
         <w:tc>
           <w:tcPr>
-            <w:tcW w:w="2600" w:type="dxa"/>
+            <w:tcW w:w="2900" w:type="dxa"/>
             <w:shd w:val="clear" w:color="auto" w:fill="F2F5FA"/>
             <w:tcMar>
               <w:top w:w="30" w:type="dxa"/>
@@ -2694,7 +2926,7 @@
                 <w:sz w:val="22"/>
                 <w:szCs w:val="22"/>
               </w:rPr>
-              <w:t>6. Caracterización</w:t>
+              <w:t>6. Datos y Metodología</w:t>
             </w:r>
           </w:p>
         </w:tc>
@@ -2718,13 +2950,13 @@
                 <w:sz w:val="22"/>
                 <w:szCs w:val="22"/>
               </w:rPr>
-              <w:t>Descriptiva / Diagnóstica</w:t>
+              <w:t>Soporte</w:t>
             </w:r>
           </w:p>
         </w:tc>
         <w:tc>
           <w:tcPr>
-            <w:tcW w:w="3500" w:type="dxa"/>
+            <w:tcW w:w="3200" w:type="dxa"/>
             <w:shd w:val="clear" w:color="auto" w:fill="F2F5FA"/>
             <w:tcMar>
               <w:top w:w="30" w:type="dxa"/>
@@ -2742,232 +2974,7 @@
                 <w:sz w:val="22"/>
                 <w:szCs w:val="22"/>
               </w:rPr>
-              <w:t>¿Cómo es el delito y las víctimas?</w:t>
-            </w:r>
-          </w:p>
-        </w:tc>
-      </w:tr>
-      <w:tr>
-        <w:tblPrEx>
-          <w:tblCellMar>
-            <w:top w:w="0" w:type="dxa"/>
-            <w:bottom w:w="0" w:type="dxa"/>
-          </w:tblCellMar>
-        </w:tblPrEx>
-        <w:tc>
-          <w:tcPr>
-            <w:tcW w:w="2600" w:type="dxa"/>
-            <w:tcMar>
-              <w:top w:w="30" w:type="dxa"/>
-              <w:left w:w="80" w:type="dxa"/>
-              <w:bottom w:w="30" w:type="dxa"/>
-              <w:right w:w="80" w:type="dxa"/>
-            </w:tcMar>
-          </w:tcPr>
-          <w:p>
-            <w:r>
-              <w:rPr>
-                <w:sz w:val="22"/>
-                <w:szCs w:val="22"/>
-              </w:rPr>
-              <w:t>7. Predictiva</w:t>
-            </w:r>
-          </w:p>
-        </w:tc>
-        <w:tc>
-          <w:tcPr>
-            <w:tcW w:w="2900" w:type="dxa"/>
-            <w:tcMar>
-              <w:top w:w="30" w:type="dxa"/>
-              <w:left w:w="80" w:type="dxa"/>
-              <w:bottom w:w="30" w:type="dxa"/>
-              <w:right w:w="80" w:type="dxa"/>
-            </w:tcMar>
-          </w:tcPr>
-          <w:p>
-            <w:pPr>
-              <w:jc w:val="center"/>
-            </w:pPr>
-            <w:r>
-              <w:rPr>
-                <w:sz w:val="22"/>
-                <w:szCs w:val="22"/>
-              </w:rPr>
-              <w:t>Predictiva</w:t>
-            </w:r>
-          </w:p>
-        </w:tc>
-        <w:tc>
-          <w:tcPr>
-            <w:tcW w:w="3500" w:type="dxa"/>
-            <w:tcMar>
-              <w:top w:w="30" w:type="dxa"/>
-              <w:left w:w="80" w:type="dxa"/>
-              <w:bottom w:w="30" w:type="dxa"/>
-              <w:right w:w="80" w:type="dxa"/>
-            </w:tcMar>
-          </w:tcPr>
-          <w:p>
-            <w:pPr>
-              <w:jc w:val="center"/>
-            </w:pPr>
-            <w:r>
-              <w:rPr>
-                <w:sz w:val="22"/>
-                <w:szCs w:val="22"/>
-              </w:rPr>
-              <w:t>¿Qué se espera y por qué?</w:t>
-            </w:r>
-          </w:p>
-        </w:tc>
-      </w:tr>
-      <w:tr>
-        <w:tblPrEx>
-          <w:tblCellMar>
-            <w:top w:w="0" w:type="dxa"/>
-            <w:bottom w:w="0" w:type="dxa"/>
-          </w:tblCellMar>
-        </w:tblPrEx>
-        <w:tc>
-          <w:tcPr>
-            <w:tcW w:w="2600" w:type="dxa"/>
-            <w:shd w:val="clear" w:color="auto" w:fill="F2F5FA"/>
-            <w:tcMar>
-              <w:top w:w="30" w:type="dxa"/>
-              <w:left w:w="80" w:type="dxa"/>
-              <w:bottom w:w="30" w:type="dxa"/>
-              <w:right w:w="80" w:type="dxa"/>
-            </w:tcMar>
-          </w:tcPr>
-          <w:p>
-            <w:r>
-              <w:rPr>
-                <w:sz w:val="22"/>
-                <w:szCs w:val="22"/>
-              </w:rPr>
-              <w:t>8. Datos</w:t>
-            </w:r>
-          </w:p>
-        </w:tc>
-        <w:tc>
-          <w:tcPr>
-            <w:tcW w:w="2900" w:type="dxa"/>
-            <w:shd w:val="clear" w:color="auto" w:fill="F2F5FA"/>
-            <w:tcMar>
-              <w:top w:w="30" w:type="dxa"/>
-              <w:left w:w="80" w:type="dxa"/>
-              <w:bottom w:w="30" w:type="dxa"/>
-              <w:right w:w="80" w:type="dxa"/>
-            </w:tcMar>
-          </w:tcPr>
-          <w:p>
-            <w:pPr>
-              <w:jc w:val="center"/>
-            </w:pPr>
-            <w:r>
-              <w:rPr>
-                <w:sz w:val="22"/>
-                <w:szCs w:val="22"/>
-              </w:rPr>
-              <w:t>Soporte / Transparencia</w:t>
-            </w:r>
-          </w:p>
-        </w:tc>
-        <w:tc>
-          <w:tcPr>
-            <w:tcW w:w="3500" w:type="dxa"/>
-            <w:shd w:val="clear" w:color="auto" w:fill="F2F5FA"/>
-            <w:tcMar>
-              <w:top w:w="30" w:type="dxa"/>
-              <w:left w:w="80" w:type="dxa"/>
-              <w:bottom w:w="30" w:type="dxa"/>
-              <w:right w:w="80" w:type="dxa"/>
-            </w:tcMar>
-          </w:tcPr>
-          <w:p>
-            <w:pPr>
-              <w:jc w:val="center"/>
-            </w:pPr>
-            <w:r>
-              <w:rPr>
-                <w:sz w:val="22"/>
-                <w:szCs w:val="22"/>
-              </w:rPr>
-              <w:t>¿Puedo auditar los datos?</w:t>
-            </w:r>
-          </w:p>
-        </w:tc>
-      </w:tr>
-      <w:tr>
-        <w:tblPrEx>
-          <w:tblCellMar>
-            <w:top w:w="0" w:type="dxa"/>
-            <w:bottom w:w="0" w:type="dxa"/>
-          </w:tblCellMar>
-        </w:tblPrEx>
-        <w:tc>
-          <w:tcPr>
-            <w:tcW w:w="2600" w:type="dxa"/>
-            <w:tcMar>
-              <w:top w:w="30" w:type="dxa"/>
-              <w:left w:w="80" w:type="dxa"/>
-              <w:bottom w:w="30" w:type="dxa"/>
-              <w:right w:w="80" w:type="dxa"/>
-            </w:tcMar>
-          </w:tcPr>
-          <w:p>
-            <w:r>
-              <w:rPr>
-                <w:sz w:val="22"/>
-                <w:szCs w:val="22"/>
-              </w:rPr>
-              <w:t>9. Metodología</w:t>
-            </w:r>
-          </w:p>
-        </w:tc>
-        <w:tc>
-          <w:tcPr>
-            <w:tcW w:w="2900" w:type="dxa"/>
-            <w:tcMar>
-              <w:top w:w="30" w:type="dxa"/>
-              <w:left w:w="80" w:type="dxa"/>
-              <w:bottom w:w="30" w:type="dxa"/>
-              <w:right w:w="80" w:type="dxa"/>
-            </w:tcMar>
-          </w:tcPr>
-          <w:p>
-            <w:pPr>
-              <w:jc w:val="center"/>
-            </w:pPr>
-            <w:r>
-              <w:rPr>
-                <w:sz w:val="22"/>
-                <w:szCs w:val="22"/>
-              </w:rPr>
-              <w:t>Soporte / Estadística</w:t>
-            </w:r>
-          </w:p>
-        </w:tc>
-        <w:tc>
-          <w:tcPr>
-            <w:tcW w:w="3500" w:type="dxa"/>
-            <w:tcMar>
-              <w:top w:w="30" w:type="dxa"/>
-              <w:left w:w="80" w:type="dxa"/>
-              <w:bottom w:w="30" w:type="dxa"/>
-              <w:right w:w="80" w:type="dxa"/>
-            </w:tcMar>
-          </w:tcPr>
-          <w:p>
-            <w:pPr>
-              <w:jc w:val="center"/>
-            </w:pPr>
-            <w:r>
-              <w:rPr>
-                <w:sz w:val="22"/>
-                <w:szCs w:val="22"/>
-              </w:rPr>
-              <w:t>¿Cómo se hizo y qué tan confiable es?</w:t>
+              <w:t>¿Puedo auditar los datos y el método?</w:t>
             </w:r>
           </w:p>
         </w:tc>
@@ -2985,11 +2992,11 @@
         <w:keepNext/>
         <w:spacing w:line="276" w:lineRule="auto"/>
       </w:pPr>
-      <w:bookmarkStart w:id="12" w:name="_Toc234532084"/>
+      <w:bookmarkStart w:id="15" w:name="_Toc234764907"/>
       <w:r>
         <w:t>4. La idea de fondo</w:t>
       </w:r>
-      <w:bookmarkEnd w:id="12"/>
+      <w:bookmarkEnd w:id="15"/>
     </w:p>
     <w:p>
       <w:pPr>
@@ -3117,10 +3124,10 @@
 <file path=word/numbering.xml><?xml version="1.0" encoding="utf-8"?>
 <w:numbering xmlns:wpc="http://schemas.microsoft.com/office/word/2010/wordprocessingCanvas" xmlns:cx="http://schemas.microsoft.com/office/drawing/2014/chartex" xmlns:cx1="http://schemas.microsoft.com/office/drawing/2015/9/8/chartex" xmlns:cx2="http://schemas.microsoft.com/office/drawing/2015/10/21/chartex" xmlns:cx3="http://schemas.microsoft.com/office/drawing/2016/5/9/chartex" xmlns:cx4="http://schemas.microsoft.com/office/drawing/2016/5/10/chartex" xmlns:cx5="http://schemas.microsoft.com/office/drawing/2016/5/11/chartex" xmlns:cx6="http://schemas.microsoft.com/office/drawing/2016/5/12/chartex" xmlns:cx7="http://schemas.microsoft.com/office/drawing/2016/5/13/chartex" xmlns:cx8="http://schemas.microsoft.com/office/drawing/2016/5/14/chartex" xmlns:mc="http://schemas.openxmlformats.org/markup-compatibility/2006" xmlns:aink="http://schemas.microsoft.com/office/drawing/2016/ink" xmlns:am3d="http://schemas.microsoft.com/office/drawing/2017/model3d" xmlns:o="urn:schemas-microsoft-com:office:office" xmlns:oel="http://schemas.microsoft.com/office/2019/extlst" xmlns:r="http://schemas.openxmlformats.org/officeDocument/2006/relationships" xmlns:m="http://schemas.openxmlformats.org/officeDocument/2006/math" xmlns:v="urn:schemas-microsoft-com:vml" xmlns:wp14="http://schemas.microsoft.com/office/word/2010/wordprocessingDrawing" xmlns:wp="http://schemas.openxmlformats.org/drawingml/2006/wordprocessingDrawing" xmlns:w10="urn:schemas-microsoft-com:office:word" xmlns:w="http://schemas.openxmlformats.org/wordprocessingml/2006/main" xmlns:w14="http://schemas.microsoft.com/office/word/2010/wordml" xmlns:w15="http://schemas.microsoft.com/office/word/2012/wordml" xmlns:w16cex="http://schemas.microsoft.com/office/word/2018/wordml/cex" xmlns:w16cid="http://schemas.microsoft.com/office/word/2016/wordml/cid" xmlns:w16="http://schemas.microsoft.com/office/word/2018/wordml" xmlns:w16du="http://schemas.microsoft.com/office/word/2023/wordml/word16du" xmlns:w16sdtdh="http://schemas.microsoft.com/office/word/2020/wordml/sdtdatahash" xmlns:w16sdtfl="http://schemas.microsoft.com/office/word/2024/wordml/sdtformatlock" xmlns:w16se="http://schemas.microsoft.com/office/word/2015/wordml/symex" xmlns:wpg="http://schemas.microsoft.com/office/word/2010/wordprocessingGroup" xmlns:wpi="http://schemas.microsoft.com/office/word/2010/wordprocessingInk" xmlns:wne="http://schemas.microsoft.com/office/word/2006/wordml" xmlns:wps="http://schemas.microsoft.com/office/word/2010/wordprocessingShape" mc:Ignorable="w14 w15 w16se w16cid w16 w16cex w16sdtdh w16sdtfl w16du wp14">
   <w:abstractNum w:abstractNumId="0" w15:restartNumberingAfterBreak="0">
-    <w:nsid w:val="78900AA5"/>
+    <w:nsid w:val="43097FD7"/>
     <w:multiLevelType w:val="hybridMultilevel"/>
-    <w:tmpl w:val="18EC823C"/>
-    <w:lvl w:ilvl="0" w:tplc="BF383B0E">
+    <w:tmpl w:val="22F205B0"/>
+    <w:lvl w:ilvl="0" w:tplc="8266056C">
       <w:start w:val="1"/>
       <w:numFmt w:val="bullet"/>
       <w:lvlText w:val="●"/>
@@ -3129,7 +3136,7 @@
         <w:ind w:left="720" w:hanging="360"/>
       </w:pPr>
     </w:lvl>
-    <w:lvl w:ilvl="1" w:tplc="EB92D766">
+    <w:lvl w:ilvl="1" w:tplc="59C06CD4">
       <w:start w:val="1"/>
       <w:numFmt w:val="bullet"/>
       <w:lvlText w:val="○"/>
@@ -3138,7 +3145,7 @@
         <w:ind w:left="1440" w:hanging="360"/>
       </w:pPr>
     </w:lvl>
-    <w:lvl w:ilvl="2" w:tplc="EFEE1E70">
+    <w:lvl w:ilvl="2" w:tplc="A42EF874">
       <w:start w:val="1"/>
       <w:numFmt w:val="bullet"/>
       <w:lvlText w:val="■"/>
@@ -3147,7 +3154,7 @@
         <w:ind w:left="2160" w:hanging="360"/>
       </w:pPr>
     </w:lvl>
-    <w:lvl w:ilvl="3" w:tplc="31FE275C">
+    <w:lvl w:ilvl="3" w:tplc="3B3839C0">
       <w:start w:val="1"/>
       <w:numFmt w:val="bullet"/>
       <w:lvlText w:val="●"/>
@@ -3156,7 +3163,7 @@
         <w:ind w:left="2880" w:hanging="360"/>
       </w:pPr>
     </w:lvl>
-    <w:lvl w:ilvl="4" w:tplc="477CE21E">
+    <w:lvl w:ilvl="4" w:tplc="C78A90EC">
       <w:start w:val="1"/>
       <w:numFmt w:val="bullet"/>
       <w:lvlText w:val="○"/>
@@ -3165,7 +3172,7 @@
         <w:ind w:left="3600" w:hanging="360"/>
       </w:pPr>
     </w:lvl>
-    <w:lvl w:ilvl="5" w:tplc="13389E30">
+    <w:lvl w:ilvl="5" w:tplc="1D5EE65E">
       <w:start w:val="1"/>
       <w:numFmt w:val="bullet"/>
       <w:lvlText w:val="■"/>
@@ -3174,7 +3181,7 @@
         <w:ind w:left="4320" w:hanging="360"/>
       </w:pPr>
     </w:lvl>
-    <w:lvl w:ilvl="6" w:tplc="4666103C">
+    <w:lvl w:ilvl="6" w:tplc="4398A7BA">
       <w:start w:val="1"/>
       <w:numFmt w:val="bullet"/>
       <w:lvlText w:val="●"/>
@@ -3183,7 +3190,7 @@
         <w:ind w:left="5040" w:hanging="360"/>
       </w:pPr>
     </w:lvl>
-    <w:lvl w:ilvl="7" w:tplc="415CD6EA">
+    <w:lvl w:ilvl="7" w:tplc="36EAF682">
       <w:start w:val="1"/>
       <w:numFmt w:val="bullet"/>
       <w:lvlText w:val="●"/>
@@ -3192,7 +3199,7 @@
         <w:ind w:left="5760" w:hanging="360"/>
       </w:pPr>
     </w:lvl>
-    <w:lvl w:ilvl="8" w:tplc="8CD2FB3A">
+    <w:lvl w:ilvl="8" w:tplc="A1A4A8DC">
       <w:start w:val="1"/>
       <w:numFmt w:val="bullet"/>
       <w:lvlText w:val="●"/>
@@ -3202,7 +3209,7 @@
       </w:pPr>
     </w:lvl>
   </w:abstractNum>
-  <w:num w:numId="1" w16cid:durableId="1194419464">
+  <w:num w:numId="1" w16cid:durableId="1589773599">
     <w:abstractNumId w:val="0"/>
     <w:lvlOverride w:ilvl="0">
       <w:startOverride w:val="1"/>
@@ -3642,7 +3649,6 @@
   <w:style w:type="paragraph" w:styleId="Ttulo3">
     <w:name w:val="heading 3"/>
     <w:uiPriority w:val="9"/>
-    <w:semiHidden/>
     <w:unhideWhenUsed/>
     <w:qFormat/>
     <w:pPr>
@@ -3822,7 +3828,7 @@
     <w:autoRedefine/>
     <w:uiPriority w:val="39"/>
     <w:unhideWhenUsed/>
-    <w:rsid w:val="00F1253F"/>
+    <w:rsid w:val="009D1F48"/>
     <w:pPr>
       <w:spacing w:after="100"/>
     </w:pPr>
@@ -3834,10 +3840,23 @@
     <w:autoRedefine/>
     <w:uiPriority w:val="39"/>
     <w:unhideWhenUsed/>
-    <w:rsid w:val="00F1253F"/>
+    <w:rsid w:val="009D1F48"/>
     <w:pPr>
       <w:spacing w:after="100"/>
       <w:ind w:left="240"/>
+    </w:pPr>
+  </w:style>
+  <w:style w:type="paragraph" w:styleId="TDC3">
+    <w:name w:val="toc 3"/>
+    <w:basedOn w:val="Normal"/>
+    <w:next w:val="Normal"/>
+    <w:autoRedefine/>
+    <w:uiPriority w:val="39"/>
+    <w:unhideWhenUsed/>
+    <w:rsid w:val="009D1F48"/>
+    <w:pPr>
+      <w:spacing w:after="100"/>
+      <w:ind w:left="480"/>
     </w:pPr>
   </w:style>
 </w:styles>
